--- a/docs/DataPredictLibrariesLicensingAgreements/DataPredict Libraries Licensing Agreement - White Label.docx
+++ b/docs/DataPredictLibrariesLicensingAgreements/DataPredict Libraries Licensing Agreement - White Label.docx
@@ -244,13 +244,8 @@
           <w:numId w:val="2"/>
         </w:numPr>
       </w:pPr>
-      <w:proofErr w:type="spellStart"/>
-      <w:r>
-        <w:t>TensorL</w:t>
-      </w:r>
-      <w:proofErr w:type="spellEnd"/>
-      <w:r>
-        <w:t>:</w:t>
+      <w:r>
+        <w:t>DataPredict Zero:</w:t>
       </w:r>
     </w:p>
     <w:p>
@@ -261,13 +256,7 @@
         </w:numPr>
       </w:pPr>
       <w:r>
-        <w:t xml:space="preserve">Description: </w:t>
-      </w:r>
-      <w:r>
-        <w:t>A tensor library for Lua</w:t>
-      </w:r>
-      <w:r>
-        <w:t>.</w:t>
+        <w:t>Description: A derivative-free optimization library for Lua.</w:t>
       </w:r>
     </w:p>
     <w:p>
@@ -281,6 +270,58 @@
         <w:t xml:space="preserve">Link: </w:t>
       </w:r>
       <w:hyperlink r:id="rId8" w:history="1">
+        <w:r>
+          <w:rPr>
+            <w:rStyle w:val="Hyperlink"/>
+          </w:rPr>
+          <w:t>https://github.com/AqwamCreates/DataPredict-Zero</w:t>
+        </w:r>
+      </w:hyperlink>
+    </w:p>
+    <w:p>
+      <w:pPr>
+        <w:numPr>
+          <w:ilvl w:val="0"/>
+          <w:numId w:val="2"/>
+        </w:numPr>
+      </w:pPr>
+      <w:proofErr w:type="spellStart"/>
+      <w:r>
+        <w:t>TensorL</w:t>
+      </w:r>
+      <w:proofErr w:type="spellEnd"/>
+      <w:r>
+        <w:t>:</w:t>
+      </w:r>
+    </w:p>
+    <w:p>
+      <w:pPr>
+        <w:numPr>
+          <w:ilvl w:val="1"/>
+          <w:numId w:val="2"/>
+        </w:numPr>
+      </w:pPr>
+      <w:r>
+        <w:t xml:space="preserve">Description: </w:t>
+      </w:r>
+      <w:r>
+        <w:t>A tensor library for Lua</w:t>
+      </w:r>
+      <w:r>
+        <w:t>.</w:t>
+      </w:r>
+    </w:p>
+    <w:p>
+      <w:pPr>
+        <w:numPr>
+          <w:ilvl w:val="1"/>
+          <w:numId w:val="2"/>
+        </w:numPr>
+      </w:pPr>
+      <w:r>
+        <w:t xml:space="preserve">Link: </w:t>
+      </w:r>
+      <w:hyperlink r:id="rId9" w:history="1">
         <w:r>
           <w:rPr>
             <w:rStyle w:val="Hyperlink"/>
@@ -330,7 +371,7 @@
       <w:r>
         <w:t xml:space="preserve">Link: </w:t>
       </w:r>
-      <w:hyperlink r:id="rId9" w:history="1">
+      <w:hyperlink r:id="rId10" w:history="1">
         <w:r>
           <w:rPr>
             <w:rStyle w:val="Hyperlink"/>
@@ -427,6 +468,7 @@
           <w:b/>
           <w:bCs/>
         </w:rPr>
+        <w:lastRenderedPageBreak/>
         <w:t>1.4. Services</w:t>
       </w:r>
     </w:p>
@@ -438,11 +480,7 @@
         <w:t xml:space="preserve"> Corporation</w:t>
       </w:r>
       <w:r>
-        <w:t xml:space="preserve">, "Services" refers to "Any service or application offered by Roblox, such as those allowing Users to develop Virtual Content, connect with others, and use Virtual Content created by you and other Users. It includes websites on the roblox.com domain, </w:t>
-      </w:r>
-      <w:r>
-        <w:lastRenderedPageBreak/>
-        <w:t>our Roblox mobile, virtual reality and Xbox apps, the Roblox Player, the Roblox Studio, and our other websites, products, software, applications, content, data feeds, and other services."</w:t>
+        <w:t>, "Services" refers to "Any service or application offered by Roblox, such as those allowing Users to develop Virtual Content, connect with others, and use Virtual Content created by you and other Users. It includes websites on the roblox.com domain, our Roblox mobile, virtual reality and Xbox apps, the Roblox Player, the Roblox Studio, and our other websites, products, software, applications, content, data feeds, and other services."</w:t>
       </w:r>
     </w:p>
     <w:p>
@@ -923,6 +961,7 @@
         </w:numPr>
       </w:pPr>
       <w:r>
+        <w:lastRenderedPageBreak/>
         <w:t xml:space="preserve">The </w:t>
       </w:r>
       <w:r>
@@ -956,7 +995,6 @@
     </w:p>
     <w:p>
       <w:r>
-        <w:lastRenderedPageBreak/>
         <w:t xml:space="preserve">2.1. </w:t>
       </w:r>
       <w:r>
@@ -1094,15 +1132,7 @@
         </w:numPr>
       </w:pPr>
       <w:r>
-        <w:t xml:space="preserve">“Gross Revenue” refers to the total monthly revenue earned from the Licensed Experience, including revenue derived from </w:t>
-      </w:r>
-      <w:proofErr w:type="spellStart"/>
-      <w:r>
-        <w:t>Robux</w:t>
-      </w:r>
-      <w:proofErr w:type="spellEnd"/>
-      <w:r>
-        <w:t xml:space="preserve"> transactions, Developer Products, Game Passes, in-game purchases, or any monetization mechanisms tied </w:t>
+        <w:t xml:space="preserve">“Gross Revenue” refers to the total monthly revenue earned from the Licensed Experience, including revenue derived from Robux transactions, Developer Products, Game Passes, in-game purchases, or any monetization mechanisms tied </w:t>
       </w:r>
       <w:r>
         <w:t>Licensed Experience before all subtraction of revenue due to costs associated with the Licensed Experience</w:t>
@@ -1122,15 +1152,7 @@
         <w:t xml:space="preserve">Gross </w:t>
       </w:r>
       <w:r>
-        <w:t xml:space="preserve">Revenue expressed in </w:t>
-      </w:r>
-      <w:proofErr w:type="spellStart"/>
-      <w:r>
-        <w:t>Robux</w:t>
-      </w:r>
-      <w:proofErr w:type="spellEnd"/>
-      <w:r>
-        <w:t xml:space="preserve"> </w:t>
+        <w:t xml:space="preserve">Revenue expressed in Robux </w:t>
       </w:r>
       <w:r>
         <w:t>must</w:t>
@@ -1212,15 +1234,7 @@
         </w:numPr>
       </w:pPr>
       <w:r>
-        <w:t xml:space="preserve">Any applicable exchange rates (e.g., </w:t>
-      </w:r>
-      <w:proofErr w:type="spellStart"/>
-      <w:r>
-        <w:t>Robux</w:t>
-      </w:r>
-      <w:proofErr w:type="spellEnd"/>
-      <w:r>
-        <w:t>-to-USD conversions),</w:t>
+        <w:t>Any applicable exchange rates (e.g., Robux-to-USD conversions),</w:t>
       </w:r>
     </w:p>
     <w:p>
@@ -1282,6 +1296,7 @@
     </w:p>
     <w:p>
       <w:r>
+        <w:lastRenderedPageBreak/>
         <w:t>3.</w:t>
       </w:r>
       <w:r>
@@ -1375,7 +1390,6 @@
     </w:p>
     <w:p>
       <w:r>
-        <w:lastRenderedPageBreak/>
         <w:t>3.</w:t>
       </w:r>
       <w:r>
@@ -1668,6 +1682,7 @@
         <w:t xml:space="preserve"> that is not </w:t>
       </w:r>
       <w:r>
+        <w:lastRenderedPageBreak/>
         <w:t>caused</w:t>
       </w:r>
       <w:r>
@@ -1772,7 +1787,6 @@
         </w:numPr>
       </w:pPr>
       <w:r>
-        <w:lastRenderedPageBreak/>
         <w:t xml:space="preserve">State or suggest that </w:t>
       </w:r>
       <w:r>
@@ -2039,6 +2053,7 @@
         </w:numPr>
       </w:pPr>
       <w:r>
+        <w:lastRenderedPageBreak/>
         <w:t>Licensor reserves the right to view the original source code of the Licensed Experience at the end of each billing cycle to verify the removal of the Software Libraries. The Licensee must provide access to the project’s source code for this purpose.</w:t>
       </w:r>
     </w:p>
@@ -2081,7 +2096,6 @@
         </w:numPr>
       </w:pPr>
       <w:r>
-        <w:lastRenderedPageBreak/>
         <w:t>If the Licensee fails to provide access to the source code</w:t>
       </w:r>
       <w:r>
@@ -2402,7 +2416,11 @@
         <w:t xml:space="preserve">.3. </w:t>
       </w:r>
       <w:r>
-        <w:t>This Agreement shall be governed by and construed in accordance with the laws of Malaysia, without regard to its conflict of law principles. Any disputes arising out of or in connection with this Agreement shall be resolved exclusively in the courts of the country where the Licensee’s principal place of business is located, and each party hereby consents to the jurisdiction and venue of such courts.</w:t>
+        <w:t xml:space="preserve">This Agreement shall be governed by and construed in accordance with the laws of Malaysia, without regard to its conflict of law principles. Any disputes arising out of or in </w:t>
+      </w:r>
+      <w:r>
+        <w:lastRenderedPageBreak/>
+        <w:t>connection with this Agreement shall be resolved exclusively in the courts of the country where the Licensee’s principal place of business is located, and each party hereby consents to the jurisdiction and venue of such courts.</w:t>
       </w:r>
     </w:p>
     <w:p>
@@ -2436,11 +2454,7 @@
         <w:t>If</w:t>
       </w:r>
       <w:r>
-        <w:t xml:space="preserve"> any provision within this Agreement is found to be invalid, illegal, or unenforceable under any applicable law or by a court of competent jurisdiction, the remaining provisions of this Agreement shall remain in full force and effect, and the invalid, illegal, or unenforceable </w:t>
-      </w:r>
-      <w:r>
-        <w:lastRenderedPageBreak/>
-        <w:t>provision shall be deemed modified to the extent necessary to make it valid, legal, and enforceable, preserving the intentions of the parties to the maximum extent possible.</w:t>
+        <w:t xml:space="preserve"> any provision within this Agreement is found to be invalid, illegal, or unenforceable under any applicable law or by a court of competent jurisdiction, the remaining provisions of this Agreement shall remain in full force and effect, and the invalid, illegal, or unenforceable provision shall be deemed modified to the extent necessary to make it valid, legal, and enforceable, preserving the intentions of the parties to the maximum extent possible.</w:t>
       </w:r>
     </w:p>
     <w:p>
